--- a/data/outputs/v2/General_Science/SS1.3_Nutrition_in_Animals/quiz/General_Science_G10_SS1.3_Nutrition_in_Animals_L5_AnswerKey.docx
+++ b/data/outputs/v2/General_Science/SS1.3_Nutrition_in_Animals/quiz/General_Science_G10_SS1.3_Nutrition_in_Animals_L5_AnswerKey.docx
@@ -1590,7 +1590,7 @@
         </w:rPr>
         <w:t xml:space="preserve">© 2026 SeaVuria and ARES. Aligned with KICD objectives. Developed by SeaVuria; technical implementation by ARES (with AI assistance from Claude). Licensed under </w:t>
       </w:r>
-      <w:hyperlink w:history="1" r:id="rId-kui4c_9pzf9yun-k5r4f">
+      <w:hyperlink w:history="1" r:id="rId8yai1yg31xruql3aone4a">
         <w:r>
           <w:rPr>
             <w:rFonts w:ascii="Arial" w:cs="Arial" w:eastAsia="Arial" w:hAnsi="Arial"/>
@@ -1611,7 +1611,7 @@
         </w:rPr>
         <w:t xml:space="preserve"> (</w:t>
       </w:r>
-      <w:hyperlink w:history="1" r:id="rIdjzjrjn10tvnpl1ykt6sfi">
+      <w:hyperlink w:history="1" r:id="rIdlrluvxmm9hg5z-uc26ezn">
         <w:r>
           <w:rPr>
             <w:rFonts w:ascii="Arial" w:cs="Arial" w:eastAsia="Arial" w:hAnsi="Arial"/>

--- a/data/outputs/v2/General_Science/SS1.3_Nutrition_in_Animals/quiz/General_Science_G10_SS1.3_Nutrition_in_Animals_L5_AnswerKey.docx
+++ b/data/outputs/v2/General_Science/SS1.3_Nutrition_in_Animals/quiz/General_Science_G10_SS1.3_Nutrition_in_Animals_L5_AnswerKey.docx
@@ -1590,7 +1590,7 @@
         </w:rPr>
         <w:t xml:space="preserve">© 2026 SeaVuria and ARES. Aligned with KICD objectives. Developed by SeaVuria; technical implementation by ARES (with AI assistance from Claude). Licensed under </w:t>
       </w:r>
-      <w:hyperlink w:history="1" r:id="rId8yai1yg31xruql3aone4a">
+      <w:hyperlink w:history="1" r:id="rIdybkmr-ltl3olf3lbj22ig">
         <w:r>
           <w:rPr>
             <w:rFonts w:ascii="Arial" w:cs="Arial" w:eastAsia="Arial" w:hAnsi="Arial"/>
@@ -1611,7 +1611,7 @@
         </w:rPr>
         <w:t xml:space="preserve"> (</w:t>
       </w:r>
-      <w:hyperlink w:history="1" r:id="rIdlrluvxmm9hg5z-uc26ezn">
+      <w:hyperlink w:history="1" r:id="rIdeajottf_np_dkzyxudpfb">
         <w:r>
           <w:rPr>
             <w:rFonts w:ascii="Arial" w:cs="Arial" w:eastAsia="Arial" w:hAnsi="Arial"/>

--- a/data/outputs/v2/General_Science/SS1.3_Nutrition_in_Animals/quiz/General_Science_G10_SS1.3_Nutrition_in_Animals_L5_AnswerKey.docx
+++ b/data/outputs/v2/General_Science/SS1.3_Nutrition_in_Animals/quiz/General_Science_G10_SS1.3_Nutrition_in_Animals_L5_AnswerKey.docx
@@ -1590,7 +1590,7 @@
         </w:rPr>
         <w:t xml:space="preserve">© 2026 SeaVuria and ARES. Aligned with KICD objectives. Developed by SeaVuria; technical implementation by ARES (with AI assistance from Claude). Licensed under </w:t>
       </w:r>
-      <w:hyperlink w:history="1" r:id="rIdybkmr-ltl3olf3lbj22ig">
+      <w:hyperlink w:history="1" r:id="rIdir1mzt0qr8wlemdxenftm">
         <w:r>
           <w:rPr>
             <w:rFonts w:ascii="Arial" w:cs="Arial" w:eastAsia="Arial" w:hAnsi="Arial"/>
@@ -1611,7 +1611,7 @@
         </w:rPr>
         <w:t xml:space="preserve"> (</w:t>
       </w:r>
-      <w:hyperlink w:history="1" r:id="rIdeajottf_np_dkzyxudpfb">
+      <w:hyperlink w:history="1" r:id="rIdqffasewxld-m5c-l9h3sq">
         <w:r>
           <w:rPr>
             <w:rFonts w:ascii="Arial" w:cs="Arial" w:eastAsia="Arial" w:hAnsi="Arial"/>
